--- a/EXPORTS/DOCX/published/niveau3/English/WageningenUniversity.docx
+++ b/EXPORTS/DOCX/published/niveau3/English/WageningenUniversity.docx
@@ -329,7 +329,7 @@
           <w:sz w:val="24"/>
           <w:u w:val="single"/>
         </w:rPr>
-        <w:hyperlink r:id="rId9" w:history="1">
+        <w:hyperlink r:id="rId10" w:history="1">
           <w:r>
             <w:rPr>
               <w:rStyle w:val="Hyperlink"/>
@@ -358,7 +358,7 @@
           <w:sz w:val="24"/>
           <w:u w:val="single"/>
         </w:rPr>
-        <w:hyperlink r:id="rId9" w:history="1">
+        <w:hyperlink r:id="rId10" w:history="1">
           <w:r>
             <w:rPr>
               <w:rStyle w:val="Hyperlink"/>
@@ -744,7 +744,14 @@
           <w:sz w:val="24"/>
           <w:u w:val="single"/>
         </w:rPr>
-        <w:t>R</w:t>
+        <w:hyperlink r:id="rId12" w:history="1">
+          <w:r>
+            <w:rPr>
+              <w:rStyle w:val="Hyperlink"/>
+            </w:rPr>
+            <w:t>R</w:t>
+          </w:r>
+        </w:hyperlink>
       </w:r>
       <w:r>
         <w:rPr>
@@ -755,7 +762,7 @@
           <w:sz w:val="24"/>
           <w:u w:val="single"/>
         </w:rPr>
-        <w:hyperlink r:id="rId11" w:history="1">
+        <w:hyperlink r:id="rId12" w:history="1">
           <w:r>
             <w:rPr>
               <w:rStyle w:val="Hyperlink"/>
@@ -773,7 +780,7 @@
           <w:sz w:val="24"/>
           <w:u w:val="single"/>
         </w:rPr>
-        <w:hyperlink r:id="rId11" w:history="1">
+        <w:hyperlink r:id="rId12" w:history="1">
           <w:r>
             <w:rPr>
               <w:rStyle w:val="Hyperlink"/>
@@ -1121,7 +1128,7 @@
           <w:sz w:val="24"/>
           <w:u w:val="single"/>
         </w:rPr>
-        <w:hyperlink r:id="rId13" w:history="1">
+        <w:hyperlink r:id="rId14" w:history="1">
           <w:r>
             <w:rPr>
               <w:rStyle w:val="Hyperlink"/>

--- a/EXPORTS/DOCX/published/niveau3/English/WageningenUniversity.docx
+++ b/EXPORTS/DOCX/published/niveau3/English/WageningenUniversity.docx
@@ -329,7 +329,7 @@
           <w:sz w:val="24"/>
           <w:u w:val="single"/>
         </w:rPr>
-        <w:hyperlink r:id="rId10" w:history="1">
+        <w:hyperlink r:id="rId9" w:history="1">
           <w:r>
             <w:rPr>
               <w:rStyle w:val="Hyperlink"/>
@@ -358,7 +358,7 @@
           <w:sz w:val="24"/>
           <w:u w:val="single"/>
         </w:rPr>
-        <w:hyperlink r:id="rId10" w:history="1">
+        <w:hyperlink r:id="rId9" w:history="1">
           <w:r>
             <w:rPr>
               <w:rStyle w:val="Hyperlink"/>
@@ -744,14 +744,7 @@
           <w:sz w:val="24"/>
           <w:u w:val="single"/>
         </w:rPr>
-        <w:hyperlink r:id="rId12" w:history="1">
-          <w:r>
-            <w:rPr>
-              <w:rStyle w:val="Hyperlink"/>
-            </w:rPr>
-            <w:t>R</w:t>
-          </w:r>
-        </w:hyperlink>
+        <w:t>R</w:t>
       </w:r>
       <w:r>
         <w:rPr>
@@ -762,7 +755,7 @@
           <w:sz w:val="24"/>
           <w:u w:val="single"/>
         </w:rPr>
-        <w:hyperlink r:id="rId12" w:history="1">
+        <w:hyperlink r:id="rId11" w:history="1">
           <w:r>
             <w:rPr>
               <w:rStyle w:val="Hyperlink"/>
@@ -780,7 +773,7 @@
           <w:sz w:val="24"/>
           <w:u w:val="single"/>
         </w:rPr>
-        <w:hyperlink r:id="rId12" w:history="1">
+        <w:hyperlink r:id="rId11" w:history="1">
           <w:r>
             <w:rPr>
               <w:rStyle w:val="Hyperlink"/>
@@ -1128,7 +1121,7 @@
           <w:sz w:val="24"/>
           <w:u w:val="single"/>
         </w:rPr>
-        <w:hyperlink r:id="rId14" w:history="1">
+        <w:hyperlink r:id="rId13" w:history="1">
           <w:r>
             <w:rPr>
               <w:rStyle w:val="Hyperlink"/>
